--- a/data/revised_2026-10_full/outputs/v2/Maths/SS3.1_Trigonometry_I/Mathematics_Trigonometry_I_FinalExplanation.docx
+++ b/data/revised_2026-10_full/outputs/v2/Maths/SS3.1_Trigonometry_I/Mathematics_Trigonometry_I_FinalExplanation.docx
@@ -1957,7 +1957,7 @@
         </w:rPr>
         <w:t xml:space="preserve">© 2026 SeaVuria and ARES. This work is licensed under a </w:t>
       </w:r>
-      <w:hyperlink w:history="1" r:id="rIdpnqkyphvb0ptguzl-n4fh">
+      <w:hyperlink w:history="1" r:id="rIdfei_i67deoyrb8fg-oqgh">
         <w:r>
           <w:rPr>
             <w:rFonts w:ascii="Arial" w:cs="Arial" w:eastAsia="Arial" w:hAnsi="Arial"/>
@@ -1977,7 +1977,7 @@
         </w:rPr>
         <w:t xml:space="preserve"> (</w:t>
       </w:r>
-      <w:hyperlink w:history="1" r:id="rIdp5j-zb4weuf8eyvbi3oap">
+      <w:hyperlink w:history="1" r:id="rId-l-dzipvkki_r25imny-y">
         <w:r>
           <w:rPr>
             <w:rFonts w:ascii="Arial" w:cs="Arial" w:eastAsia="Arial" w:hAnsi="Arial"/>
@@ -1997,7 +1997,7 @@
         </w:rPr>
         <w:t xml:space="preserve">). To view a copy of this license, visit </w:t>
       </w:r>
-      <w:hyperlink w:history="1" r:id="rIdwnodmzrvxx1nkjohywr_m">
+      <w:hyperlink w:history="1" r:id="rIdgewi3jurqxcroduuqyxp9">
         <w:r>
           <w:rPr>
             <w:rFonts w:ascii="Arial" w:cs="Arial" w:eastAsia="Arial" w:hAnsi="Arial"/>

--- a/data/revised_2026-10_full/outputs/v2/Maths/SS3.1_Trigonometry_I/Mathematics_Trigonometry_I_FinalExplanation.docx
+++ b/data/revised_2026-10_full/outputs/v2/Maths/SS3.1_Trigonometry_I/Mathematics_Trigonometry_I_FinalExplanation.docx
@@ -1957,7 +1957,7 @@
         </w:rPr>
         <w:t xml:space="preserve">© 2026 SeaVuria and ARES. This work is licensed under a </w:t>
       </w:r>
-      <w:hyperlink w:history="1" r:id="rIdfei_i67deoyrb8fg-oqgh">
+      <w:hyperlink w:history="1" r:id="rIdg7tfotzb3m7tkyilishod">
         <w:r>
           <w:rPr>
             <w:rFonts w:ascii="Arial" w:cs="Arial" w:eastAsia="Arial" w:hAnsi="Arial"/>
@@ -1977,7 +1977,7 @@
         </w:rPr>
         <w:t xml:space="preserve"> (</w:t>
       </w:r>
-      <w:hyperlink w:history="1" r:id="rId-l-dzipvkki_r25imny-y">
+      <w:hyperlink w:history="1" r:id="rIdvua-wtchkvxwpubl-22kn">
         <w:r>
           <w:rPr>
             <w:rFonts w:ascii="Arial" w:cs="Arial" w:eastAsia="Arial" w:hAnsi="Arial"/>
@@ -1997,7 +1997,7 @@
         </w:rPr>
         <w:t xml:space="preserve">). To view a copy of this license, visit </w:t>
       </w:r>
-      <w:hyperlink w:history="1" r:id="rIdgewi3jurqxcroduuqyxp9">
+      <w:hyperlink w:history="1" r:id="rIdb_e86u2hym4vhqbhoc1vc">
         <w:r>
           <w:rPr>
             <w:rFonts w:ascii="Arial" w:cs="Arial" w:eastAsia="Arial" w:hAnsi="Arial"/>
